--- a/arb/docx/36.content.docx
+++ b/arb/docx/36.content.docx
@@ -5009,20 +5009,14 @@
         </w:rPr>
         <w:t xml:space="preserve"> على الأرجح إلى الكهنة المنحدرين من نسل هارون، والذين كان من المفترض أن يقودوا بني إسرائيل في عبادة الرب. ولكنهم للأسف، لم يكونوا في ذلك الوقت مخلصين في خدمتهم للرب، كما يذكر صفنيا في </w:t>
       </w:r>
-      <w:hyperlink r:id="rId13">
-        <w:r>
-          <w:rPr>
-            <w:rtl/>
-            <w:cs/>
-            <w:lang w:val="ar_AE" w:bidi="ar_AE"/>
-          </w:rPr>
-          <w:rPr>
-            <w:color w:val="0000EE"/>
-            <w:u w:val="single"/>
-          </w:rPr>
-          <w:t>4:3</w:t>
-        </w:r>
-      </w:hyperlink>
+      <w:r>
+        <w:rPr>
+          <w:rtl/>
+          <w:cs/>
+          <w:lang w:val="ar_AE" w:bidi="ar_AE"/>
+        </w:rPr>
+        <w:t>4:3</w:t>
+      </w:r>
       <w:r>
         <w:rPr>
           <w:rtl/>
@@ -13926,20 +13920,14 @@
         </w:rPr>
         <w:t xml:space="preserve">" (التثنية </w:t>
       </w:r>
-      <w:hyperlink r:id="rId14">
-        <w:r>
-          <w:rPr>
-            <w:rtl/>
-            <w:cs/>
-            <w:lang w:val="ar_AE" w:bidi="ar_AE"/>
-          </w:rPr>
-          <w:rPr>
-            <w:color w:val="0000EE"/>
-            <w:u w:val="single"/>
-          </w:rPr>
-          <w:t>28 : 30)</w:t>
-        </w:r>
-      </w:hyperlink>
+      <w:r>
+        <w:rPr>
+          <w:rtl/>
+          <w:cs/>
+          <w:lang w:val="ar_AE" w:bidi="ar_AE"/>
+        </w:rPr>
+        <w:t>28 : 30)</w:t>
+      </w:r>
       <w:r>
         <w:rPr>
           <w:rtl/>
@@ -16546,20 +16534,14 @@
         </w:rPr>
         <w:t xml:space="preserve">هذه إشارة أخرى إلى ما قاله الرب لبني إسرائيل عند خروجهم من أرض مصر لأول مرة، مثل الإشارة الواردة في الآية 13. حيث قال الرب لبني إسرائيل في (التثنية </w:t>
       </w:r>
-      <w:hyperlink r:id="rId15">
-        <w:r>
-          <w:rPr>
-            <w:rtl/>
-            <w:cs/>
-            <w:lang w:val="ar_AE" w:bidi="ar_AE"/>
-          </w:rPr>
-          <w:rPr>
-            <w:color w:val="0000EE"/>
-            <w:u w:val="single"/>
-          </w:rPr>
-          <w:t>28:29)</w:t>
-        </w:r>
-      </w:hyperlink>
+      <w:r>
+        <w:rPr>
+          <w:rtl/>
+          <w:cs/>
+          <w:lang w:val="ar_AE" w:bidi="ar_AE"/>
+        </w:rPr>
+        <w:t>28:29)</w:t>
+      </w:r>
       <w:r>
         <w:rPr>
           <w:rtl/>
@@ -21337,20 +21319,14 @@
         </w:rPr>
         <w:t xml:space="preserve">يتكلم صفنيا وكأنه يريد من أهل يهوذا أن يبحثوا عن الرب بالمعنى الحرفي. يمكنك توضيح المعنى صراحةً، إذا كان ذلك أكثر وضوحًا في لغتك. انظر كيف قُمت بترجمة التعبير المشابه في </w:t>
       </w:r>
-      <w:hyperlink r:id="rId16">
-        <w:r>
-          <w:rPr>
-            <w:rtl/>
-            <w:cs/>
-            <w:lang w:val="ar_AE" w:bidi="ar_AE"/>
-          </w:rPr>
-          <w:rPr>
-            <w:color w:val="0000EE"/>
-            <w:u w:val="single"/>
-          </w:rPr>
-          <w:t>1:6</w:t>
-        </w:r>
-      </w:hyperlink>
+      <w:r>
+        <w:rPr>
+          <w:rtl/>
+          <w:cs/>
+          <w:lang w:val="ar_AE" w:bidi="ar_AE"/>
+        </w:rPr>
+        <w:t>1:6</w:t>
+      </w:r>
       <w:r>
         <w:rPr>
           <w:rtl/>
@@ -21701,20 +21677,14 @@
         </w:rPr>
         <w:t xml:space="preserve">: (1) أرض يهوذا، حيث إن صفنيا يخاطب "أمة" معيَّنة، وهي أمة يهوذا، في الآيات 1–3. الترجمة البديلة: "جميعكم يا بائسي الأرض" أو "يا جميع أهل يهوذا الراغبين في التواضع" (2) العالم بأسره، حيث إن هذا هو ما تعنيه هذه الكلمة في </w:t>
       </w:r>
-      <w:hyperlink r:id="rId17">
-        <w:r>
-          <w:rPr>
-            <w:rtl/>
-            <w:cs/>
-            <w:lang w:val="ar_AE" w:bidi="ar_AE"/>
-          </w:rPr>
-          <w:rPr>
-            <w:color w:val="0000EE"/>
-            <w:u w:val="single"/>
-          </w:rPr>
-          <w:t>1:18</w:t>
-        </w:r>
-      </w:hyperlink>
+      <w:r>
+        <w:rPr>
+          <w:rtl/>
+          <w:cs/>
+          <w:lang w:val="ar_AE" w:bidi="ar_AE"/>
+        </w:rPr>
+        <w:t>1:18</w:t>
+      </w:r>
       <w:r>
         <w:rPr>
           <w:rtl/>
@@ -22082,20 +22052,14 @@
         </w:rPr>
         <w:t xml:space="preserve">أو يبحثوا عنهما بالمعنى الحرفي. إذا كان من الأسهل للقارئ في لغتك أن يفهم العبارة عند شرح معناها بشكل مباشر، فلا مانع من ذلك. لأن الصورة المستخدمة هنا تحمل معنى مختلفًا نوعًا ما عمّا كانت تعنيه في </w:t>
       </w:r>
-      <w:hyperlink r:id="rId16">
-        <w:r>
-          <w:rPr>
-            <w:rtl/>
-            <w:cs/>
-            <w:lang w:val="ar_AE" w:bidi="ar_AE"/>
-          </w:rPr>
-          <w:rPr>
-            <w:color w:val="0000EE"/>
-            <w:u w:val="single"/>
-          </w:rPr>
-          <w:t>1:6</w:t>
-        </w:r>
-      </w:hyperlink>
+      <w:r>
+        <w:rPr>
+          <w:rtl/>
+          <w:cs/>
+          <w:lang w:val="ar_AE" w:bidi="ar_AE"/>
+        </w:rPr>
+        <w:t>1:6</w:t>
+      </w:r>
       <w:r>
         <w:rPr>
           <w:rtl/>
@@ -26157,20 +26121,14 @@
         </w:rPr>
         <w:t xml:space="preserve">بمعنى محدد للإشارة إلى اتخاذ إجراء بشأن شخص ما. في </w:t>
       </w:r>
-      <w:hyperlink r:id="rId18">
-        <w:r>
-          <w:rPr>
-            <w:rtl/>
-            <w:cs/>
-            <w:lang w:val="ar_AE" w:bidi="ar_AE"/>
-          </w:rPr>
-          <w:rPr>
-            <w:color w:val="0000EE"/>
-            <w:u w:val="single"/>
-          </w:rPr>
-          <w:t>1:8</w:t>
-        </w:r>
-      </w:hyperlink>
+      <w:r>
+        <w:rPr>
+          <w:rtl/>
+          <w:cs/>
+          <w:lang w:val="ar_AE" w:bidi="ar_AE"/>
+        </w:rPr>
+        <w:t>1:8</w:t>
+      </w:r>
       <w:r>
         <w:rPr>
           <w:rtl/>
@@ -26179,20 +26137,14 @@
         </w:rPr>
         <w:t xml:space="preserve">، </w:t>
       </w:r>
-      <w:hyperlink r:id="rId19">
-        <w:r>
-          <w:rPr>
-            <w:rtl/>
-            <w:cs/>
-            <w:lang w:val="ar_AE" w:bidi="ar_AE"/>
-          </w:rPr>
-          <w:rPr>
-            <w:color w:val="0000EE"/>
-            <w:u w:val="single"/>
-          </w:rPr>
-          <w:t>1:9</w:t>
-        </w:r>
-      </w:hyperlink>
+      <w:r>
+        <w:rPr>
+          <w:rtl/>
+          <w:cs/>
+          <w:lang w:val="ar_AE" w:bidi="ar_AE"/>
+        </w:rPr>
+        <w:t>1:9</w:t>
+      </w:r>
       <w:r>
         <w:rPr>
           <w:rtl/>
@@ -26201,20 +26153,14 @@
         </w:rPr>
         <w:t>، و</w:t>
       </w:r>
-      <w:hyperlink r:id="rId20">
-        <w:r>
-          <w:rPr>
-            <w:rtl/>
-            <w:cs/>
-            <w:lang w:val="ar_AE" w:bidi="ar_AE"/>
-          </w:rPr>
-          <w:rPr>
-            <w:color w:val="0000EE"/>
-            <w:u w:val="single"/>
-          </w:rPr>
-          <w:t>1:12</w:t>
-        </w:r>
-      </w:hyperlink>
+      <w:r>
+        <w:rPr>
+          <w:rtl/>
+          <w:cs/>
+          <w:lang w:val="ar_AE" w:bidi="ar_AE"/>
+        </w:rPr>
+        <w:t>1:12</w:t>
+      </w:r>
       <w:r>
         <w:rPr>
           <w:rtl/>
@@ -26393,20 +26339,14 @@
         </w:rPr>
         <w:t xml:space="preserve">" في الآية التالية. انظر كيف قُمت ترجمة العبارة "يقول الرب" في </w:t>
       </w:r>
-      <w:hyperlink r:id="rId21">
-        <w:r>
-          <w:rPr>
-            <w:rtl/>
-            <w:cs/>
-            <w:lang w:val="ar_AE" w:bidi="ar_AE"/>
-          </w:rPr>
-          <w:rPr>
-            <w:color w:val="0000EE"/>
-            <w:u w:val="single"/>
-          </w:rPr>
-          <w:t>1:2</w:t>
-        </w:r>
-      </w:hyperlink>
+      <w:r>
+        <w:rPr>
+          <w:rtl/>
+          <w:cs/>
+          <w:lang w:val="ar_AE" w:bidi="ar_AE"/>
+        </w:rPr>
+        <w:t>1:2</w:t>
+      </w:r>
       <w:r>
         <w:rPr>
           <w:rtl/>
@@ -26415,20 +26355,14 @@
         </w:rPr>
         <w:t xml:space="preserve">. إذا استخدمتها لتقديم الاقتباس هناك، قد ترغب في استخدام العبارة المقابلة من </w:t>
       </w:r>
-      <w:hyperlink r:id="rId22">
-        <w:r>
-          <w:rPr>
-            <w:rtl/>
-            <w:cs/>
-            <w:lang w:val="ar_AE" w:bidi="ar_AE"/>
-          </w:rPr>
-          <w:rPr>
-            <w:color w:val="0000EE"/>
-            <w:u w:val="single"/>
-          </w:rPr>
-          <w:t>2:9</w:t>
-        </w:r>
-      </w:hyperlink>
+      <w:r>
+        <w:rPr>
+          <w:rtl/>
+          <w:cs/>
+          <w:lang w:val="ar_AE" w:bidi="ar_AE"/>
+        </w:rPr>
+        <w:t>2:9</w:t>
+      </w:r>
       <w:r>
         <w:rPr>
           <w:rtl/>
@@ -27685,20 +27619,14 @@
         </w:rPr>
         <w:t xml:space="preserve"> تدميرًا شاملًا (انظر </w:t>
       </w:r>
-      <w:hyperlink r:id="rId23">
-        <w:r>
-          <w:rPr>
-            <w:rtl/>
-            <w:cs/>
-            <w:lang w:val="ar_AE" w:bidi="ar_AE"/>
-          </w:rPr>
-          <w:rPr>
-            <w:color w:val="0000EE"/>
-            <w:u w:val="single"/>
-          </w:rPr>
-          <w:t>تكوين 19:1–29</w:t>
-        </w:r>
-      </w:hyperlink>
+      <w:r>
+        <w:rPr>
+          <w:rtl/>
+          <w:cs/>
+          <w:lang w:val="ar_AE" w:bidi="ar_AE"/>
+        </w:rPr>
+        <w:t>تكوين 19:1–29</w:t>
+      </w:r>
       <w:r>
         <w:rPr>
           <w:rtl/>
@@ -28887,20 +28815,14 @@
         </w:rPr>
         <w:t xml:space="preserve">انظر كيف قُمت بترجمة التعبير "تَعَظَّمُوا" في </w:t>
       </w:r>
-      <w:hyperlink r:id="rId24">
-        <w:r>
-          <w:rPr>
-            <w:rtl/>
-            <w:cs/>
-            <w:lang w:val="ar_AE" w:bidi="ar_AE"/>
-          </w:rPr>
-          <w:rPr>
-            <w:color w:val="0000EE"/>
-            <w:u w:val="single"/>
-          </w:rPr>
-          <w:t>2:8</w:t>
-        </w:r>
-      </w:hyperlink>
+      <w:r>
+        <w:rPr>
+          <w:rtl/>
+          <w:cs/>
+          <w:lang w:val="ar_AE" w:bidi="ar_AE"/>
+        </w:rPr>
+        <w:t>2:8</w:t>
+      </w:r>
       <w:r>
         <w:rPr>
           <w:rtl/>
@@ -30772,20 +30694,14 @@
         </w:rPr>
         <w:t xml:space="preserve">" في </w:t>
       </w:r>
-      <w:hyperlink r:id="rId25">
-        <w:r>
-          <w:rPr>
-            <w:rtl/>
-            <w:cs/>
-            <w:lang w:val="ar_AE" w:bidi="ar_AE"/>
-          </w:rPr>
-          <w:rPr>
-            <w:color w:val="0000EE"/>
-            <w:u w:val="single"/>
-          </w:rPr>
-          <w:t>1:4</w:t>
-        </w:r>
-      </w:hyperlink>
+      <w:r>
+        <w:rPr>
+          <w:rtl/>
+          <w:cs/>
+          <w:lang w:val="ar_AE" w:bidi="ar_AE"/>
+        </w:rPr>
+        <w:t>1:4</w:t>
+      </w:r>
       <w:r>
         <w:rPr>
           <w:rtl/>
@@ -34820,20 +34736,14 @@
         </w:rPr>
         <w:t xml:space="preserve">" في </w:t>
       </w:r>
-      <w:hyperlink r:id="rId18">
-        <w:r>
-          <w:rPr>
-            <w:rtl/>
-            <w:cs/>
-            <w:lang w:val="ar_AE" w:bidi="ar_AE"/>
-          </w:rPr>
-          <w:rPr>
-            <w:color w:val="0000EE"/>
-            <w:u w:val="single"/>
-          </w:rPr>
-          <w:t>1:8</w:t>
-        </w:r>
-      </w:hyperlink>
+      <w:r>
+        <w:rPr>
+          <w:rtl/>
+          <w:cs/>
+          <w:lang w:val="ar_AE" w:bidi="ar_AE"/>
+        </w:rPr>
+        <w:t>1:8</w:t>
+      </w:r>
       <w:r>
         <w:rPr>
           <w:rtl/>
@@ -38225,20 +38135,14 @@
         </w:rPr>
         <w:t xml:space="preserve">" في </w:t>
       </w:r>
-      <w:hyperlink r:id="rId26">
-        <w:r>
-          <w:rPr>
-            <w:rtl/>
-            <w:cs/>
-            <w:lang w:val="ar_AE" w:bidi="ar_AE"/>
-          </w:rPr>
-          <w:rPr>
-            <w:color w:val="0000EE"/>
-            <w:u w:val="single"/>
-          </w:rPr>
-          <w:t>1:3</w:t>
-        </w:r>
-      </w:hyperlink>
+      <w:r>
+        <w:rPr>
+          <w:rtl/>
+          <w:cs/>
+          <w:lang w:val="ar_AE" w:bidi="ar_AE"/>
+        </w:rPr>
+        <w:t>1:3</w:t>
+      </w:r>
       <w:r>
         <w:rPr>
           <w:rtl/>
@@ -38554,20 +38458,14 @@
         </w:rPr>
         <w:t xml:space="preserve">في </w:t>
       </w:r>
-      <w:hyperlink r:id="rId27">
-        <w:r>
-          <w:rPr>
-            <w:rtl/>
-            <w:cs/>
-            <w:lang w:val="ar_AE" w:bidi="ar_AE"/>
-          </w:rPr>
-          <w:rPr>
-            <w:color w:val="0000EE"/>
-            <w:u w:val="single"/>
-          </w:rPr>
-          <w:t>1:16</w:t>
-        </w:r>
-      </w:hyperlink>
+      <w:r>
+        <w:rPr>
+          <w:rtl/>
+          <w:cs/>
+          <w:lang w:val="ar_AE" w:bidi="ar_AE"/>
+        </w:rPr>
+        <w:t>1:16</w:t>
+      </w:r>
       <w:r>
         <w:rPr>
           <w:rtl/>
@@ -39380,20 +39278,14 @@
         </w:rPr>
         <w:t xml:space="preserve">. لكنه في الواقع، يتكلم إلى شعب أورشليم. يمكنك توضيح المعنى بأسلوب صريح، إذا كان ذلك مفيدًا في لغتك. انظر ما فعلته في </w:t>
       </w:r>
-      <w:hyperlink r:id="rId28">
-        <w:r>
-          <w:rPr>
-            <w:rtl/>
-            <w:cs/>
-            <w:lang w:val="ar_AE" w:bidi="ar_AE"/>
-          </w:rPr>
-          <w:rPr>
-            <w:color w:val="0000EE"/>
-            <w:u w:val="single"/>
-          </w:rPr>
-          <w:t>3:1–5</w:t>
-        </w:r>
-      </w:hyperlink>
+      <w:r>
+        <w:rPr>
+          <w:rtl/>
+          <w:cs/>
+          <w:lang w:val="ar_AE" w:bidi="ar_AE"/>
+        </w:rPr>
+        <w:t>3:1–5</w:t>
+      </w:r>
       <w:r>
         <w:rPr>
           <w:rtl/>
@@ -39572,20 +39464,14 @@
         </w:rPr>
         <w:t xml:space="preserve">" في </w:t>
       </w:r>
-      <w:hyperlink r:id="rId18">
-        <w:r>
-          <w:rPr>
-            <w:rtl/>
-            <w:cs/>
-            <w:lang w:val="ar_AE" w:bidi="ar_AE"/>
-          </w:rPr>
-          <w:rPr>
-            <w:color w:val="0000EE"/>
-            <w:u w:val="single"/>
-          </w:rPr>
-          <w:t>1:8</w:t>
-        </w:r>
-      </w:hyperlink>
+      <w:r>
+        <w:rPr>
+          <w:rtl/>
+          <w:cs/>
+          <w:lang w:val="ar_AE" w:bidi="ar_AE"/>
+        </w:rPr>
+        <w:t>1:8</w:t>
+      </w:r>
       <w:r>
         <w:rPr>
           <w:rtl/>
@@ -40089,20 +39975,14 @@
         </w:rPr>
         <w:t xml:space="preserve">" في </w:t>
       </w:r>
-      <w:hyperlink r:id="rId21">
-        <w:r>
-          <w:rPr>
-            <w:rtl/>
-            <w:cs/>
-            <w:lang w:val="ar_AE" w:bidi="ar_AE"/>
-          </w:rPr>
-          <w:rPr>
-            <w:color w:val="0000EE"/>
-            <w:u w:val="single"/>
-          </w:rPr>
-          <w:t>1:2</w:t>
-        </w:r>
-      </w:hyperlink>
+      <w:r>
+        <w:rPr>
+          <w:rtl/>
+          <w:cs/>
+          <w:lang w:val="ar_AE" w:bidi="ar_AE"/>
+        </w:rPr>
+        <w:t>1:2</w:t>
+      </w:r>
       <w:r>
         <w:rPr>
           <w:rtl/>
@@ -40111,20 +39991,14 @@
         </w:rPr>
         <w:t xml:space="preserve">، </w:t>
       </w:r>
-      <w:hyperlink r:id="rId26">
-        <w:r>
-          <w:rPr>
-            <w:rtl/>
-            <w:cs/>
-            <w:lang w:val="ar_AE" w:bidi="ar_AE"/>
-          </w:rPr>
-          <w:rPr>
-            <w:color w:val="0000EE"/>
-            <w:u w:val="single"/>
-          </w:rPr>
-          <w:t>1:3</w:t>
-        </w:r>
-      </w:hyperlink>
+      <w:r>
+        <w:rPr>
+          <w:rtl/>
+          <w:cs/>
+          <w:lang w:val="ar_AE" w:bidi="ar_AE"/>
+        </w:rPr>
+        <w:t>1:3</w:t>
+      </w:r>
       <w:r>
         <w:rPr>
           <w:rtl/>
@@ -40133,20 +40007,14 @@
         </w:rPr>
         <w:t xml:space="preserve">، </w:t>
       </w:r>
-      <w:hyperlink r:id="rId29">
-        <w:r>
-          <w:rPr>
-            <w:rtl/>
-            <w:cs/>
-            <w:lang w:val="ar_AE" w:bidi="ar_AE"/>
-          </w:rPr>
-          <w:rPr>
-            <w:color w:val="0000EE"/>
-            <w:u w:val="single"/>
-          </w:rPr>
-          <w:t>1:10</w:t>
-        </w:r>
-      </w:hyperlink>
+      <w:r>
+        <w:rPr>
+          <w:rtl/>
+          <w:cs/>
+          <w:lang w:val="ar_AE" w:bidi="ar_AE"/>
+        </w:rPr>
+        <w:t>1:10</w:t>
+      </w:r>
       <w:r>
         <w:rPr>
           <w:rtl/>
@@ -40155,20 +40023,14 @@
         </w:rPr>
         <w:t>، و</w:t>
       </w:r>
-      <w:hyperlink r:id="rId22">
-        <w:r>
-          <w:rPr>
-            <w:rtl/>
-            <w:cs/>
-            <w:lang w:val="ar_AE" w:bidi="ar_AE"/>
-          </w:rPr>
-          <w:rPr>
-            <w:color w:val="0000EE"/>
-            <w:u w:val="single"/>
-          </w:rPr>
-          <w:t>2:9</w:t>
-        </w:r>
-      </w:hyperlink>
+      <w:r>
+        <w:rPr>
+          <w:rtl/>
+          <w:cs/>
+          <w:lang w:val="ar_AE" w:bidi="ar_AE"/>
+        </w:rPr>
+        <w:t>2:9</w:t>
+      </w:r>
       <w:r>
         <w:rPr>
           <w:rtl/>
@@ -40397,20 +40259,14 @@
         </w:rPr>
         <w:t xml:space="preserve">" الذين يذكرهم صفنيا في </w:t>
       </w:r>
-      <w:hyperlink r:id="rId30">
-        <w:r>
-          <w:rPr>
-            <w:rtl/>
-            <w:cs/>
-            <w:lang w:val="ar_AE" w:bidi="ar_AE"/>
-          </w:rPr>
-          <w:rPr>
-            <w:color w:val="0000EE"/>
-            <w:u w:val="single"/>
-          </w:rPr>
-          <w:t>2:3</w:t>
-        </w:r>
-      </w:hyperlink>
+      <w:r>
+        <w:rPr>
+          <w:rtl/>
+          <w:cs/>
+          <w:lang w:val="ar_AE" w:bidi="ar_AE"/>
+        </w:rPr>
+        <w:t>2:3</w:t>
+      </w:r>
       <w:r>
         <w:rPr>
           <w:rtl/>
@@ -40812,20 +40668,14 @@
         </w:rPr>
         <w:t xml:space="preserve">( السلب) التي سينقض عليها. (قد يكون هذا تلميحًا إلى وصف "رؤساء" أورشليم بأنهم "أسود" و"قضاتها" بأنهم "ذئاب" في </w:t>
       </w:r>
-      <w:hyperlink r:id="rId31">
-        <w:r>
-          <w:rPr>
-            <w:rtl/>
-            <w:cs/>
-            <w:lang w:val="ar_AE" w:bidi="ar_AE"/>
-          </w:rPr>
-          <w:rPr>
-            <w:color w:val="0000EE"/>
-            <w:u w:val="single"/>
-          </w:rPr>
-          <w:t>3:3</w:t>
-        </w:r>
-      </w:hyperlink>
+      <w:r>
+        <w:rPr>
+          <w:rtl/>
+          <w:cs/>
+          <w:lang w:val="ar_AE" w:bidi="ar_AE"/>
+        </w:rPr>
+        <w:t>3:3</w:t>
+      </w:r>
       <w:r>
         <w:rPr>
           <w:rtl/>
@@ -41398,20 +41248,14 @@
         </w:rPr>
         <w:t xml:space="preserve"> الرب. انظر كيف قُمت بترجمة التعبير المشابه له في </w:t>
       </w:r>
-      <w:hyperlink r:id="rId32">
-        <w:r>
-          <w:rPr>
-            <w:rtl/>
-            <w:cs/>
-            <w:lang w:val="ar_AE" w:bidi="ar_AE"/>
-          </w:rPr>
-          <w:rPr>
-            <w:color w:val="0000EE"/>
-            <w:u w:val="single"/>
-          </w:rPr>
-          <w:t>2:2</w:t>
-        </w:r>
-      </w:hyperlink>
+      <w:r>
+        <w:rPr>
+          <w:rtl/>
+          <w:cs/>
+          <w:lang w:val="ar_AE" w:bidi="ar_AE"/>
+        </w:rPr>
+        <w:t>2:2</w:t>
+      </w:r>
       <w:r>
         <w:rPr>
           <w:rtl/>
@@ -41574,20 +41418,14 @@
         </w:rPr>
         <w:t xml:space="preserve">انظر كيف قُمت بترجمة التعبير المشابه له في </w:t>
       </w:r>
-      <w:hyperlink r:id="rId17">
-        <w:r>
-          <w:rPr>
-            <w:rtl/>
-            <w:cs/>
-            <w:lang w:val="ar_AE" w:bidi="ar_AE"/>
-          </w:rPr>
-          <w:rPr>
-            <w:color w:val="0000EE"/>
-            <w:u w:val="single"/>
-          </w:rPr>
-          <w:t>1:18</w:t>
-        </w:r>
-      </w:hyperlink>
+      <w:r>
+        <w:rPr>
+          <w:rtl/>
+          <w:cs/>
+          <w:lang w:val="ar_AE" w:bidi="ar_AE"/>
+        </w:rPr>
+        <w:t>1:18</w:t>
+      </w:r>
       <w:r>
         <w:rPr>
           <w:rtl/>
@@ -41767,20 +41605,14 @@
         </w:rPr>
         <w:t xml:space="preserve">للإشارة إلى القدرة على الكلام. وهذا قد يعني: (1) أن الشعوب كانت تتكلم بالسوء بسبب طبيعتهم الشريرة، ولكنه سيطهر طبيعتهم لينطقوا بأمور نقية. الترجمة البديلة: "سأمنح الشعوب طبيعة صالحة حتى ينطقوا بأمور نقية؛ فيدعون بإسمي بشكل مقبول." (2) أنهم بذكرهم أسماء الآلهة الأخرى (كما هو موضح في </w:t>
       </w:r>
-      <w:hyperlink r:id="rId33">
-        <w:r>
-          <w:rPr>
-            <w:rtl/>
-            <w:cs/>
-            <w:lang w:val="ar_AE" w:bidi="ar_AE"/>
-          </w:rPr>
-          <w:rPr>
-            <w:color w:val="0000EE"/>
-            <w:u w:val="single"/>
-          </w:rPr>
-          <w:t>1:5</w:t>
-        </w:r>
-      </w:hyperlink>
+      <w:r>
+        <w:rPr>
+          <w:rtl/>
+          <w:cs/>
+          <w:lang w:val="ar_AE" w:bidi="ar_AE"/>
+        </w:rPr>
+        <w:t>1:5</w:t>
+      </w:r>
       <w:r>
         <w:rPr>
           <w:rtl/>
@@ -43312,20 +43144,14 @@
         </w:rPr>
         <w:t xml:space="preserve">يأتي ضمير المخاطب في هذه الآية بصيغة المفرد لأن الرب يخاطب مدينة أورشليم وكأنها شخص، كما فعل في </w:t>
       </w:r>
-      <w:hyperlink r:id="rId34">
-        <w:r>
-          <w:rPr>
-            <w:rtl/>
-            <w:cs/>
-            <w:lang w:val="ar_AE" w:bidi="ar_AE"/>
-          </w:rPr>
-          <w:rPr>
-            <w:color w:val="0000EE"/>
-            <w:u w:val="single"/>
-          </w:rPr>
-          <w:t>3:7</w:t>
-        </w:r>
-      </w:hyperlink>
+      <w:r>
+        <w:rPr>
+          <w:rtl/>
+          <w:cs/>
+          <w:lang w:val="ar_AE" w:bidi="ar_AE"/>
+        </w:rPr>
+        <w:t>3:7</w:t>
+      </w:r>
       <w:r>
         <w:rPr>
           <w:rtl/>
@@ -45772,20 +45598,14 @@
         </w:rPr>
         <w:t xml:space="preserve"> في </w:t>
       </w:r>
-      <w:hyperlink r:id="rId35">
-        <w:r>
-          <w:rPr>
-            <w:rtl/>
-            <w:cs/>
-            <w:lang w:val="ar_AE" w:bidi="ar_AE"/>
-          </w:rPr>
-          <w:rPr>
-            <w:color w:val="0000EE"/>
-            <w:u w:val="single"/>
-          </w:rPr>
-          <w:t>3:10</w:t>
-        </w:r>
-      </w:hyperlink>
+      <w:r>
+        <w:rPr>
+          <w:rtl/>
+          <w:cs/>
+          <w:lang w:val="ar_AE" w:bidi="ar_AE"/>
+        </w:rPr>
+        <w:t>3:10</w:t>
+      </w:r>
       <w:r>
         <w:rPr>
           <w:rtl/>
